--- a/docs/PLANTILLA_MASTER_DEEP_LEARNING-2.docx
+++ b/docs/PLANTILLA_MASTER_DEEP_LEARNING-2.docx
@@ -289,7 +289,7 @@
           <w:sz w:val="41"/>
         </w:rPr>
         <w:drawing>
-          <wp:inline distT="0" distB="0" distL="0" distR="0" wp14:anchorId="7AEF5D4A" wp14:editId="31EA8BAE">
+          <wp:inline distT="0" distB="0" distL="0" distR="0" wp14:anchorId="7AEF5D4A" wp14:editId="0FA877B2">
             <wp:extent cx="2530021" cy="813853"/>
             <wp:effectExtent l="0" t="0" r="0" b="0"/>
             <wp:docPr id="303713419" name="Imagen 21" descr="Texto&#10;&#10;El contenido generado por IA puede ser incorrecto."/>
@@ -347,306 +347,26 @@
           <w:w w:val="110"/>
           <w:sz w:val="41"/>
         </w:rPr>
-        <w:t>&lt;Título</w:t>
-      </w:r>
-      <w:r>
-        <w:rPr>
-          <w:b/>
-          <w:spacing w:val="40"/>
-          <w:w w:val="110"/>
-          <w:sz w:val="41"/>
-        </w:rPr>
-        <w:t xml:space="preserve"> </w:t>
-      </w:r>
+        <w:t xml:space="preserve">Sistema </w:t>
+      </w:r>
+      <w:proofErr w:type="spellStart"/>
       <w:r>
         <w:rPr>
           <w:b/>
           <w:w w:val="110"/>
           <w:sz w:val="41"/>
         </w:rPr>
-        <w:t>del</w:t>
-      </w:r>
-      <w:r>
-        <w:rPr>
-          <w:b/>
-          <w:spacing w:val="40"/>
-          <w:w w:val="110"/>
-          <w:sz w:val="41"/>
-        </w:rPr>
-        <w:t xml:space="preserve"> </w:t>
-      </w:r>
+        <w:t>multiagente</w:t>
+      </w:r>
+      <w:proofErr w:type="spellEnd"/>
       <w:r>
         <w:rPr>
           <w:b/>
           <w:w w:val="110"/>
           <w:sz w:val="41"/>
         </w:rPr>
-        <w:t>trabajo</w:t>
-      </w:r>
-      <w:r>
-        <w:rPr>
-          <w:b/>
-          <w:spacing w:val="40"/>
-          <w:w w:val="110"/>
-          <w:sz w:val="41"/>
-        </w:rPr>
-        <w:t xml:space="preserve"> </w:t>
-      </w:r>
-      <w:r>
-        <w:rPr>
-          <w:b/>
-          <w:w w:val="110"/>
-          <w:sz w:val="41"/>
-        </w:rPr>
-        <w:t>de</w:t>
-      </w:r>
-      <w:r>
-        <w:rPr>
-          <w:b/>
-          <w:spacing w:val="40"/>
-          <w:w w:val="110"/>
-          <w:sz w:val="41"/>
-        </w:rPr>
-        <w:t xml:space="preserve"> </w:t>
-      </w:r>
-      <w:r>
-        <w:rPr>
-          <w:b/>
-          <w:w w:val="110"/>
-          <w:sz w:val="41"/>
-        </w:rPr>
-        <w:t>fin</w:t>
-      </w:r>
-      <w:r>
-        <w:rPr>
-          <w:b/>
-          <w:spacing w:val="40"/>
-          <w:w w:val="110"/>
-          <w:sz w:val="41"/>
-        </w:rPr>
-        <w:t xml:space="preserve"> </w:t>
-      </w:r>
-      <w:r>
-        <w:rPr>
-          <w:b/>
-          <w:w w:val="110"/>
-          <w:sz w:val="41"/>
-        </w:rPr>
-        <w:t>de</w:t>
-      </w:r>
-      <w:r>
-        <w:rPr>
-          <w:b/>
-          <w:spacing w:val="40"/>
-          <w:w w:val="110"/>
-          <w:sz w:val="41"/>
-        </w:rPr>
-        <w:t xml:space="preserve"> </w:t>
-      </w:r>
-      <w:r>
-        <w:rPr>
-          <w:b/>
-          <w:w w:val="110"/>
-          <w:sz w:val="41"/>
-        </w:rPr>
-        <w:t>máster,</w:t>
-      </w:r>
-      <w:r>
-        <w:rPr>
-          <w:b/>
-          <w:spacing w:val="40"/>
-          <w:w w:val="110"/>
-          <w:sz w:val="41"/>
-        </w:rPr>
-        <w:t xml:space="preserve"> </w:t>
-      </w:r>
-      <w:r>
-        <w:rPr>
-          <w:b/>
-          <w:w w:val="110"/>
-          <w:sz w:val="41"/>
-        </w:rPr>
-        <w:t>que</w:t>
-      </w:r>
-      <w:r>
-        <w:rPr>
-          <w:b/>
-          <w:spacing w:val="40"/>
-          <w:w w:val="110"/>
-          <w:sz w:val="41"/>
-        </w:rPr>
-        <w:t xml:space="preserve"> </w:t>
-      </w:r>
-      <w:r>
-        <w:rPr>
-          <w:b/>
-          <w:w w:val="110"/>
-          <w:sz w:val="41"/>
-        </w:rPr>
-        <w:t>debe</w:t>
-      </w:r>
-      <w:r>
-        <w:rPr>
-          <w:b/>
-          <w:spacing w:val="80"/>
-          <w:w w:val="110"/>
-          <w:sz w:val="41"/>
-        </w:rPr>
-        <w:t xml:space="preserve"> </w:t>
-      </w:r>
-      <w:r>
-        <w:rPr>
-          <w:b/>
-          <w:w w:val="110"/>
-          <w:sz w:val="41"/>
-        </w:rPr>
-        <w:t>ser</w:t>
-      </w:r>
-      <w:r>
-        <w:rPr>
-          <w:b/>
-          <w:spacing w:val="40"/>
-          <w:w w:val="110"/>
-          <w:sz w:val="41"/>
-        </w:rPr>
-        <w:t xml:space="preserve"> </w:t>
-      </w:r>
-      <w:r>
-        <w:rPr>
-          <w:b/>
-          <w:w w:val="110"/>
-          <w:sz w:val="41"/>
-        </w:rPr>
-        <w:t>idéntico</w:t>
-      </w:r>
-      <w:r>
-        <w:rPr>
-          <w:b/>
-          <w:spacing w:val="40"/>
-          <w:w w:val="110"/>
-          <w:sz w:val="41"/>
-        </w:rPr>
-        <w:t xml:space="preserve"> </w:t>
-      </w:r>
-      <w:r>
-        <w:rPr>
-          <w:b/>
-          <w:w w:val="110"/>
-          <w:sz w:val="41"/>
-        </w:rPr>
-        <w:t>al</w:t>
-      </w:r>
-      <w:r>
-        <w:rPr>
-          <w:b/>
-          <w:spacing w:val="40"/>
-          <w:w w:val="110"/>
-          <w:sz w:val="41"/>
-        </w:rPr>
-        <w:t xml:space="preserve"> </w:t>
-      </w:r>
-      <w:r>
-        <w:rPr>
-          <w:b/>
-          <w:w w:val="110"/>
-          <w:sz w:val="41"/>
-        </w:rPr>
-        <w:t>título</w:t>
-      </w:r>
-      <w:r>
-        <w:rPr>
-          <w:b/>
-          <w:spacing w:val="40"/>
-          <w:w w:val="110"/>
-          <w:sz w:val="41"/>
-        </w:rPr>
-        <w:t xml:space="preserve"> </w:t>
-      </w:r>
-      <w:r>
-        <w:rPr>
-          <w:b/>
-          <w:w w:val="110"/>
-          <w:sz w:val="41"/>
-        </w:rPr>
-        <w:t>que</w:t>
-      </w:r>
-      <w:r>
-        <w:rPr>
-          <w:b/>
-          <w:spacing w:val="40"/>
-          <w:w w:val="110"/>
-          <w:sz w:val="41"/>
-        </w:rPr>
-        <w:t xml:space="preserve"> </w:t>
-      </w:r>
-      <w:r>
-        <w:rPr>
-          <w:b/>
-          <w:w w:val="110"/>
-          <w:sz w:val="41"/>
-        </w:rPr>
-        <w:t>aparezca</w:t>
-      </w:r>
-      <w:r>
-        <w:rPr>
-          <w:b/>
-          <w:spacing w:val="40"/>
-          <w:w w:val="110"/>
-          <w:sz w:val="41"/>
-        </w:rPr>
-        <w:t xml:space="preserve"> </w:t>
-      </w:r>
-      <w:r>
-        <w:rPr>
-          <w:b/>
-          <w:w w:val="110"/>
-          <w:sz w:val="41"/>
-        </w:rPr>
-        <w:t>en</w:t>
-      </w:r>
-      <w:r>
-        <w:rPr>
-          <w:b/>
-          <w:spacing w:val="40"/>
-          <w:w w:val="110"/>
-          <w:sz w:val="41"/>
-        </w:rPr>
-        <w:t xml:space="preserve"> </w:t>
-      </w:r>
-      <w:r>
-        <w:rPr>
-          <w:b/>
-          <w:w w:val="110"/>
-          <w:sz w:val="41"/>
-        </w:rPr>
-        <w:t>la plataforma</w:t>
-      </w:r>
-      <w:r>
-        <w:rPr>
-          <w:b/>
-          <w:spacing w:val="80"/>
-          <w:w w:val="110"/>
-          <w:sz w:val="41"/>
-        </w:rPr>
-        <w:t xml:space="preserve"> </w:t>
-      </w:r>
-      <w:r>
-        <w:rPr>
-          <w:b/>
-          <w:w w:val="110"/>
-          <w:sz w:val="41"/>
-        </w:rPr>
-        <w:t>Moodle&gt;</w:t>
-      </w:r>
-    </w:p>
-    <w:p>
-      <w:pPr>
-        <w:pStyle w:val="Textoindependiente"/>
-        <w:rPr>
-          <w:b/>
-          <w:sz w:val="41"/>
-        </w:rPr>
-      </w:pPr>
+        <w:t xml:space="preserve"> para análisis financiero histórico mediante generación automática de código</w:t>
+      </w:r>
     </w:p>
     <w:p>
       <w:pPr>
@@ -761,49 +481,7 @@
           <w:sz w:val="36"/>
           <w:szCs w:val="32"/>
         </w:rPr>
-        <w:t>&lt;</w:t>
-      </w:r>
-      <w:r>
-        <w:rPr>
-          <w:b/>
-          <w:bCs/>
-          <w:w w:val="110"/>
-          <w:sz w:val="36"/>
-          <w:szCs w:val="32"/>
-        </w:rPr>
-        <w:t>Nombre y</w:t>
-      </w:r>
-      <w:r>
-        <w:rPr>
-          <w:b/>
-          <w:bCs/>
-          <w:spacing w:val="1"/>
-          <w:w w:val="110"/>
-          <w:sz w:val="36"/>
-          <w:szCs w:val="32"/>
-        </w:rPr>
-        <w:t xml:space="preserve"> </w:t>
-      </w:r>
-      <w:r>
-        <w:rPr>
-          <w:b/>
-          <w:bCs/>
-          <w:w w:val="110"/>
-          <w:sz w:val="36"/>
-          <w:szCs w:val="32"/>
-        </w:rPr>
-        <w:t xml:space="preserve">apellidos del </w:t>
-      </w:r>
-      <w:r>
-        <w:rPr>
-          <w:b/>
-          <w:bCs/>
-          <w:spacing w:val="-2"/>
-          <w:w w:val="110"/>
-          <w:sz w:val="36"/>
-          <w:szCs w:val="32"/>
-        </w:rPr>
-        <w:t>alumno&gt;</w:t>
+        <w:t>Carlos Ruiz Oyarzun</w:t>
       </w:r>
     </w:p>
     <w:p>
@@ -885,45 +563,21 @@
           <w:w w:val="110"/>
           <w:sz w:val="28"/>
         </w:rPr>
-        <w:t>Dr.</w:t>
-      </w:r>
-      <w:r>
-        <w:rPr>
-          <w:spacing w:val="26"/>
+        <w:t>Dr</w:t>
+      </w:r>
+      <w:r>
+        <w:rPr>
           <w:w w:val="110"/>
           <w:sz w:val="28"/>
         </w:rPr>
-        <w:t xml:space="preserve"> </w:t>
+        <w:t xml:space="preserve">. </w:t>
       </w:r>
       <w:r>
         <w:rPr>
           <w:w w:val="110"/>
           <w:sz w:val="28"/>
         </w:rPr>
-        <w:t>&lt;Nombre y</w:t>
-      </w:r>
-      <w:r>
-        <w:rPr>
-          <w:spacing w:val="1"/>
-          <w:w w:val="110"/>
-          <w:sz w:val="28"/>
-        </w:rPr>
-        <w:t xml:space="preserve"> </w:t>
-      </w:r>
-      <w:r>
-        <w:rPr>
-          <w:w w:val="110"/>
-          <w:sz w:val="28"/>
-        </w:rPr>
-        <w:t xml:space="preserve">apellidos del </w:t>
-      </w:r>
-      <w:r>
-        <w:rPr>
-          <w:spacing w:val="-2"/>
-          <w:w w:val="110"/>
-          <w:sz w:val="28"/>
-        </w:rPr>
-        <w:t>director&gt;</w:t>
+        <w:t>Adrián Girón Jiménez</w:t>
       </w:r>
     </w:p>
     <w:p>
@@ -935,67 +589,19 @@
           <w:sz w:val="28"/>
         </w:rPr>
       </w:pPr>
-      <w:proofErr w:type="gramStart"/>
       <w:r>
         <w:rPr>
           <w:w w:val="105"/>
           <w:sz w:val="28"/>
         </w:rPr>
-        <w:t>&lt;[</w:t>
-      </w:r>
-      <w:proofErr w:type="gramEnd"/>
+        <w:t xml:space="preserve">Dr. </w:t>
+      </w:r>
       <w:r>
         <w:rPr>
           <w:w w:val="105"/>
           <w:sz w:val="28"/>
         </w:rPr>
-        <w:t>Añadir</w:t>
-      </w:r>
-      <w:r>
-        <w:rPr>
-          <w:spacing w:val="42"/>
-          <w:w w:val="105"/>
-          <w:sz w:val="28"/>
-        </w:rPr>
-        <w:t xml:space="preserve"> </w:t>
-      </w:r>
-      <w:r>
-        <w:rPr>
-          <w:w w:val="105"/>
-          <w:sz w:val="28"/>
-        </w:rPr>
-        <w:t>codirector</w:t>
-      </w:r>
-      <w:r>
-        <w:rPr>
-          <w:spacing w:val="42"/>
-          <w:w w:val="105"/>
-          <w:sz w:val="28"/>
-        </w:rPr>
-        <w:t xml:space="preserve"> </w:t>
-      </w:r>
-      <w:r>
-        <w:rPr>
-          <w:w w:val="105"/>
-          <w:sz w:val="28"/>
-        </w:rPr>
-        <w:t>si</w:t>
-      </w:r>
-      <w:r>
-        <w:rPr>
-          <w:spacing w:val="42"/>
-          <w:w w:val="105"/>
-          <w:sz w:val="28"/>
-        </w:rPr>
-        <w:t xml:space="preserve"> </w:t>
-      </w:r>
-      <w:r>
-        <w:rPr>
-          <w:spacing w:val="-2"/>
-          <w:w w:val="105"/>
-          <w:sz w:val="28"/>
-        </w:rPr>
-        <w:t>procede]&gt;</w:t>
+        <w:t>Alejandro Delgado Peribañez</w:t>
       </w:r>
     </w:p>
     <w:p>
@@ -1091,7 +697,7 @@
           <w:w w:val="115"/>
           <w:sz w:val="28"/>
         </w:rPr>
-        <w:t>&lt;Año&gt;</w:t>
+        <w:t>2026</w:t>
       </w:r>
     </w:p>
     <w:p>
@@ -1136,6 +742,7 @@
         <w:rPr>
           <w:w w:val="105"/>
         </w:rPr>
+        <w:lastRenderedPageBreak/>
         <w:t>Título:</w:t>
       </w:r>
       <w:r>
@@ -1294,19 +901,11 @@
         </w:rPr>
         <w:t xml:space="preserve"> </w:t>
       </w:r>
-      <w:proofErr w:type="gramStart"/>
-      <w:r>
-        <w:rPr>
-          <w:w w:val="105"/>
-        </w:rPr>
-        <w:t>Director</w:t>
-      </w:r>
-      <w:proofErr w:type="gramEnd"/>
-      <w:r>
-        <w:rPr>
-          <w:w w:val="105"/>
-        </w:rPr>
-        <w:t>,</w:t>
+      <w:r>
+        <w:rPr>
+          <w:w w:val="105"/>
+        </w:rPr>
+        <w:t>Director,</w:t>
       </w:r>
       <w:r>
         <w:rPr>
@@ -1333,23 +932,7 @@
           <w:spacing w:val="-2"/>
           <w:w w:val="105"/>
         </w:rPr>
-        <w:t>institución&gt;(</w:t>
-      </w:r>
-      <w:proofErr w:type="gramStart"/>
-      <w:r>
-        <w:rPr>
-          <w:spacing w:val="-2"/>
-          <w:w w:val="105"/>
-        </w:rPr>
-        <w:t>Director</w:t>
-      </w:r>
-      <w:proofErr w:type="gramEnd"/>
-      <w:r>
-        <w:rPr>
-          <w:spacing w:val="-2"/>
-          <w:w w:val="105"/>
-        </w:rPr>
-        <w:t>)</w:t>
+        <w:t>institución&gt;(Director)</w:t>
       </w:r>
     </w:p>
     <w:p>
@@ -2333,166 +1916,6 @@
         <w:pStyle w:val="Textoindependiente"/>
         <w:spacing w:before="71"/>
       </w:pPr>
-    </w:p>
-    <w:p>
-      <w:pPr>
-        <w:pStyle w:val="Textoindependiente"/>
-        <w:spacing w:line="252" w:lineRule="auto"/>
-        <w:ind w:left="177" w:right="194" w:hanging="37"/>
-        <w:jc w:val="both"/>
-      </w:pPr>
-      <w:r>
-        <w:t xml:space="preserve">&lt; Si el trabajo ha recibido financiación de alguna convocatoria competitiva, por favor, indíquelo </w:t>
-      </w:r>
-      <w:r>
-        <w:rPr>
-          <w:w w:val="105"/>
-        </w:rPr>
-        <w:t>aquí</w:t>
-      </w:r>
-      <w:r>
-        <w:rPr>
-          <w:spacing w:val="-4"/>
-          <w:w w:val="105"/>
-        </w:rPr>
-        <w:t xml:space="preserve"> </w:t>
-      </w:r>
-      <w:r>
-        <w:rPr>
-          <w:w w:val="105"/>
-        </w:rPr>
-        <w:t>escribiendo: "Este</w:t>
-      </w:r>
-      <w:r>
-        <w:rPr>
-          <w:spacing w:val="-4"/>
-          <w:w w:val="105"/>
-        </w:rPr>
-        <w:t xml:space="preserve"> </w:t>
-      </w:r>
-      <w:r>
-        <w:rPr>
-          <w:w w:val="105"/>
-        </w:rPr>
-        <w:t>trabajo</w:t>
-      </w:r>
-      <w:r>
-        <w:rPr>
-          <w:spacing w:val="-4"/>
-          <w:w w:val="105"/>
-        </w:rPr>
-        <w:t xml:space="preserve"> </w:t>
-      </w:r>
-      <w:r>
-        <w:rPr>
-          <w:w w:val="105"/>
-        </w:rPr>
-        <w:t>ha</w:t>
-      </w:r>
-      <w:r>
-        <w:rPr>
-          <w:spacing w:val="-4"/>
-          <w:w w:val="105"/>
-        </w:rPr>
-        <w:t xml:space="preserve"> </w:t>
-      </w:r>
-      <w:r>
-        <w:rPr>
-          <w:w w:val="105"/>
-        </w:rPr>
-        <w:t>sido</w:t>
-      </w:r>
-      <w:r>
-        <w:rPr>
-          <w:spacing w:val="-4"/>
-          <w:w w:val="105"/>
-        </w:rPr>
-        <w:t xml:space="preserve"> </w:t>
-      </w:r>
-      <w:r>
-        <w:rPr>
-          <w:w w:val="105"/>
-        </w:rPr>
-        <w:t>parcialmente</w:t>
-      </w:r>
-      <w:r>
-        <w:rPr>
-          <w:spacing w:val="-4"/>
-          <w:w w:val="105"/>
-        </w:rPr>
-        <w:t xml:space="preserve"> </w:t>
-      </w:r>
-      <w:r>
-        <w:rPr>
-          <w:w w:val="105"/>
-        </w:rPr>
-        <w:t>apoyada</w:t>
-      </w:r>
-      <w:r>
-        <w:rPr>
-          <w:spacing w:val="-4"/>
-          <w:w w:val="105"/>
-        </w:rPr>
-        <w:t xml:space="preserve"> </w:t>
-      </w:r>
-      <w:r>
-        <w:rPr>
-          <w:w w:val="105"/>
-        </w:rPr>
-        <w:t>por...". De</w:t>
-      </w:r>
-      <w:r>
-        <w:rPr>
-          <w:spacing w:val="-4"/>
-          <w:w w:val="105"/>
-        </w:rPr>
-        <w:t xml:space="preserve"> </w:t>
-      </w:r>
-      <w:r>
-        <w:rPr>
-          <w:w w:val="105"/>
-        </w:rPr>
-        <w:t>lo</w:t>
-      </w:r>
-      <w:r>
-        <w:rPr>
-          <w:spacing w:val="-4"/>
-          <w:w w:val="105"/>
-        </w:rPr>
-        <w:t xml:space="preserve"> </w:t>
-      </w:r>
-      <w:r>
-        <w:rPr>
-          <w:w w:val="105"/>
-        </w:rPr>
-        <w:t>contrario,</w:t>
-      </w:r>
-      <w:r>
-        <w:rPr>
-          <w:spacing w:val="-4"/>
-          <w:w w:val="105"/>
-        </w:rPr>
-        <w:t xml:space="preserve"> </w:t>
-      </w:r>
-      <w:r>
-        <w:rPr>
-          <w:w w:val="105"/>
-        </w:rPr>
-        <w:t>elimine este texto para dejar esta sección en blanco.</w:t>
-      </w:r>
-      <w:r>
-        <w:rPr>
-          <w:spacing w:val="40"/>
-          <w:w w:val="105"/>
-        </w:rPr>
-        <w:t xml:space="preserve"> </w:t>
-      </w:r>
-      <w:r>
-        <w:rPr>
-          <w:w w:val="105"/>
-        </w:rPr>
-        <w:t>&gt;</w:t>
-      </w:r>
     </w:p>
     <w:p>
       <w:pPr>
@@ -3154,29 +2577,11 @@
     </w:p>
     <w:p>
       <w:pPr>
-        <w:pStyle w:val="Textoindependiente"/>
-        <w:rPr>
-          <w:sz w:val="49"/>
-        </w:rPr>
-      </w:pPr>
-    </w:p>
-    <w:p>
-      <w:pPr>
-        <w:pStyle w:val="Textoindependiente"/>
-        <w:spacing w:before="45"/>
-        <w:rPr>
-          <w:sz w:val="49"/>
-        </w:rPr>
-      </w:pPr>
-    </w:p>
-    <w:p>
-      <w:pPr>
         <w:pStyle w:val="Ttulo1"/>
         <w:numPr>
           <w:ilvl w:val="0"/>
           <w:numId w:val="0"/>
         </w:numPr>
-        <w:ind w:left="360"/>
       </w:pPr>
       <w:bookmarkStart w:id="6" w:name="Índice_de_figuras"/>
       <w:bookmarkStart w:id="7" w:name="_bookmark3"/>
@@ -3187,6 +2592,7 @@
         <w:rPr>
           <w:w w:val="115"/>
         </w:rPr>
+        <w:lastRenderedPageBreak/>
         <w:t>Índice</w:t>
       </w:r>
       <w:r>
@@ -3217,7 +2623,13 @@
     <w:sdt>
       <w:sdtPr>
         <w:rPr>
-          <w:rFonts w:ascii="Times New Roman" w:hAnsi="Times New Roman" w:cs="Times New Roman"/>
+          <w:rFonts w:ascii="Times New Roman" w:eastAsia="Times New Roman" w:hAnsi="Times New Roman" w:cs="Times New Roman"/>
+          <w:b w:val="0"/>
+          <w:bCs w:val="0"/>
+          <w:color w:val="auto"/>
+          <w:sz w:val="22"/>
+          <w:szCs w:val="22"/>
+          <w:lang w:eastAsia="en-US"/>
         </w:rPr>
         <w:id w:val="-1608267498"/>
         <w:docPartObj>
@@ -3227,12 +2639,7 @@
       </w:sdtPr>
       <w:sdtEndPr>
         <w:rPr>
-          <w:rFonts w:eastAsia="Times New Roman"/>
           <w:noProof/>
-          <w:color w:val="auto"/>
-          <w:sz w:val="22"/>
-          <w:szCs w:val="22"/>
-          <w:lang w:eastAsia="en-US"/>
         </w:rPr>
       </w:sdtEndPr>
       <w:sdtContent>
@@ -6789,6 +6196,90 @@
     </w:p>
     <w:p>
       <w:pPr>
+        <w:pStyle w:val="TableParagraph"/>
+      </w:pPr>
+    </w:p>
+    <w:p>
+      <w:pPr>
+        <w:jc w:val="both"/>
+      </w:pPr>
+      <w:r>
+        <w:t>El análisis de datos financieros históricos constituye una tarea habitual tanto en contextos académicos como profesionales. A partir de series temporales de precios es posible estudiar la evolución de un activo, comparar el comportamiento relativo de varios instrumentos, calcular retornos, analizar medidas básicas de riesgo o aplicar indicadores técnicos sencillos. Sin embargo, aunque estas tareas son conceptualmente conocidas, su ejecución práctica suele requerir una combinación de conocimientos financieros, manejo de datos, programación y capacidad de interpretación de resultados.</w:t>
+      </w:r>
+      <w:r>
+        <w:t xml:space="preserve"> </w:t>
+      </w:r>
+    </w:p>
+    <w:p>
+      <w:pPr>
+        <w:rPr>
+          <w:sz w:val="20"/>
+          <w:szCs w:val="20"/>
+        </w:rPr>
+      </w:pPr>
+    </w:p>
+    <w:p>
+      <w:pPr>
+        <w:jc w:val="both"/>
+      </w:pPr>
+      <w:r>
+        <w:t>En los últimos años, los modelos de lenguaje de gran tamaño han abierto nuevas posibilidades para construir sistemas capaces de asistir en tareas analíticas complejas. En particular, estos modelos permiten plantear arquitecturas en las que una consulta del usuario puede transformarse en un plan de análisis, en código ejecutable y finalmente en una explicación textual de los resultados obtenidos. No obstante, la incorporación directa de modelos de lenguaje en flujos de análisis financiero plantea también retos importantes, como la necesidad de validar las entradas, controlar la generación de código, garantizar la trazabilidad de los resultados y evitar respuestas no verificadas.</w:t>
+      </w:r>
+    </w:p>
+    <w:p>
+      <w:pPr>
+        <w:jc w:val="both"/>
+      </w:pPr>
+    </w:p>
+    <w:p>
+      <w:pPr>
+        <w:jc w:val="both"/>
+      </w:pPr>
+      <w:r>
+        <w:t xml:space="preserve">Este Trabajo de Fin de Máster aborda el diseño e implementación progresiva de un prototipo de sistema </w:t>
+      </w:r>
+      <w:proofErr w:type="spellStart"/>
+      <w:r>
+        <w:t>multiagente</w:t>
+      </w:r>
+      <w:proofErr w:type="spellEnd"/>
+      <w:r>
+        <w:t xml:space="preserve"> orientado al análisis financiero histórico mediante generación automática de código. El sistema se plantea como un </w:t>
+      </w:r>
+      <w:proofErr w:type="spellStart"/>
+      <w:r>
+        <w:t>workflow</w:t>
+      </w:r>
+      <w:proofErr w:type="spellEnd"/>
+      <w:r>
+        <w:t xml:space="preserve"> compuesto por diferentes etapas especializadas: ingesta de la consulta, validación, enrutado hacia una familia analítica, generación de un plan, generación de código Python, ejecución controlada del código e interpretación final de los resultados. En su estado actual, el prototipo se ha desarrollado de forma determinista, utilizando reglas y plantillas programáticas, con el objetivo de consolidar primero una arquitectura estable antes de incorporar nodos basados en modelos de lenguaje.</w:t>
+      </w:r>
+    </w:p>
+    <w:p>
+      <w:pPr>
+        <w:jc w:val="both"/>
+      </w:pPr>
+    </w:p>
+    <w:p>
+      <w:pPr>
+        <w:jc w:val="both"/>
+      </w:pPr>
+      <w:r>
+        <w:rPr>
+          <w:b/>
+          <w:bCs/>
+        </w:rPr>
+        <w:t>[Revisar al final del TFM]</w:t>
+      </w:r>
+      <w:r>
+        <w:br/>
+      </w:r>
+      <w:r>
+        <w:t>Este último párrafo deberá ajustarse cuando esté cerrada la integración del LLM. Si finalmente se incorpora un modelo de lenguaje real, convendrá cambiar “en su estado actual” por una descripción definitiva de qué partes quedaron deterministas y qué partes pasaron a estar asistidas por LLM.</w:t>
+      </w:r>
+    </w:p>
+    <w:p>
+      <w:pPr>
         <w:pStyle w:val="Ttulo2"/>
         <w:rPr>
           <w:rStyle w:val="normaltextrun"/>
@@ -6804,6 +6295,73 @@
       <w:bookmarkEnd w:id="16"/>
     </w:p>
     <w:p>
+      <w:r>
+        <w:t>El problema abordado en este trabajo parte de una necesidad concreta: construir un sistema capaz de transformar una petición de análisis financiero en un proceso ejecutable, trazable y verificable. En un escenario ideal, el usuario debería poder solicitar información sobre uno o varios activos financieros y recibir una respuesta basada en cálculos realizados sobre datos históricos, sin tener que escribir manualmente el código necesario para obtener esos resultados.</w:t>
+      </w:r>
+    </w:p>
+    <w:p/>
+    <w:p>
+      <w:r>
+        <w:t>Sin embargo, esta tarea implica varios desafíos. En primer lugar, la consulta del usuario debe convertirse en una representación estructurada que indique qué tipo de análisis se desea realizar, sobre qué activos, en qué periodo temporal y utilizando qué fuentes de datos. En segundo lugar, el sistema debe seleccionar la lógica analítica adecuada para cada tipo de petición. No es lo mismo calcular el crecimiento porcentual de un activo que comparar varios instrumentos, estimar retornos, analizar riesgo histórico o aplicar indicadores técnicos. Cada una de estas tareas requiere métricas, transformaciones y criterios de interpretación distintos.</w:t>
+      </w:r>
+    </w:p>
+    <w:p/>
+    <w:p>
+      <w:r>
+        <w:lastRenderedPageBreak/>
+        <w:t>En tercer lugar, si el sistema genera código automáticamente, debe existir algún mecanismo de control sobre ese código. La generación automática de scripts puede aportar flexibilidad, pero también introduce riesgos si no se valida correctamente su entrada, si se ejecuta sin restricciones o si la salida no se interpreta de forma estructurada. En el contexto financiero, además, resulta especialmente importante que la respuesta final sea comprensible y que no se presente como una recomendación de inversión, sino como una interpretación descriptiva basada en datos históricos.</w:t>
+      </w:r>
+    </w:p>
+    <w:p/>
+    <w:p>
+      <w:r>
+        <w:t xml:space="preserve">Por estos motivos, el problema no consiste únicamente en calcular métricas financieras, sino en diseñar una arquitectura que organice de forma clara las responsabilidades del sistema. En este trabajo se propone una aproximación </w:t>
+      </w:r>
+      <w:proofErr w:type="spellStart"/>
+      <w:r>
+        <w:t>multiagente</w:t>
+      </w:r>
+      <w:proofErr w:type="spellEnd"/>
+      <w:r>
+        <w:t xml:space="preserve"> en la que cada etapa del flujo cumple una función específica: validar la entrada, decidir la familia de análisis, construir el plan, generar el código, ejecutar el script y transformar la salida numérica en una respuesta textual. Esta separación permite mejorar la trazabilidad del proceso y facilita la futura incorporación de modelos de lenguaje en etapas concretas del </w:t>
+      </w:r>
+      <w:proofErr w:type="spellStart"/>
+      <w:r>
+        <w:t>workflow</w:t>
+      </w:r>
+      <w:proofErr w:type="spellEnd"/>
+      <w:r>
+        <w:t>.</w:t>
+      </w:r>
+    </w:p>
+    <w:p/>
+    <w:p>
+      <w:pPr>
+        <w:rPr>
+          <w:rStyle w:val="normaltextrun"/>
+        </w:rPr>
+      </w:pPr>
+      <w:r>
+        <w:rPr>
+          <w:b/>
+          <w:bCs/>
+        </w:rPr>
+        <w:t>[Revisar al final del TFM]</w:t>
+      </w:r>
+      <w:r>
+        <w:br/>
+        <w:t xml:space="preserve">Si finalmente se implementa entrada en lenguaje natural libre, aquí habría que ampliar la definición del problema para incluir el </w:t>
+      </w:r>
+      <w:proofErr w:type="spellStart"/>
+      <w:r>
+        <w:t>parser</w:t>
+      </w:r>
+      <w:proofErr w:type="spellEnd"/>
+      <w:r>
+        <w:t xml:space="preserve"> o nodo de comprensión de la consulta. Ahora mismo el texto asume una entrada ya estructurada.</w:t>
+      </w:r>
+    </w:p>
+    <w:p>
       <w:pPr>
         <w:pStyle w:val="Ttulo2"/>
         <w:rPr>
@@ -6818,6 +6376,71 @@
         <w:t>Motivación</w:t>
       </w:r>
       <w:bookmarkEnd w:id="17"/>
+    </w:p>
+    <w:p>
+      <w:r>
+        <w:t xml:space="preserve">La motivación principal de este trabajo es explorar cómo puede diseñarse un sistema analítico que combine ideas de arquitecturas </w:t>
+      </w:r>
+      <w:proofErr w:type="spellStart"/>
+      <w:r>
+        <w:t>multiagente</w:t>
+      </w:r>
+      <w:proofErr w:type="spellEnd"/>
+      <w:r>
+        <w:t>, generación automática de código y análisis financiero histórico. El objetivo no es únicamente construir un conjunto de scripts para calcular métricas, sino plantear una arquitectura extensible en la que diferentes componentes especializados colaboren para resolver una consulta financiera.</w:t>
+      </w:r>
+    </w:p>
+    <w:p/>
+    <w:p>
+      <w:r>
+        <w:t>Una razón importante para adoptar este enfoque es la necesidad de controlar la complejidad antes de introducir modelos de lenguaje. Aunque los LLM ofrecen capacidades muy atractivas para la planificación, la generación de código y la explicación de resultados, también pueden producir salidas incorrectas, incompletas o difíciles de reproducir. Por ello, en este proyecto se ha seguido una estrategia gradual: primero se ha desarrollado un MVP determinista, con reglas y plantillas controladas; después se ha ampliado su cobertura analítica; y posteriormente se ha reforzado su modularidad para preparar una integración más segura de componentes basados en LLM.</w:t>
+      </w:r>
+    </w:p>
+    <w:p>
+      <w:r>
+        <w:t>Desde el punto de vista financiero, el proyecto resulta motivador porque permite automatizar tareas frecuentes de análisis histórico. El sistema puede estudiar la evolución de un activo, comparar comportamientos relativos, calcular rentabilidades, analizar riesgo histórico o aplicar indicadores técnicos básicos. Estas tareas, aunque no constituyen por sí mismas asesoramiento financiero, sí ofrecen una base útil para explorar datos de mercado y generar explicaciones apoyadas en cálculos reproducibles.</w:t>
+      </w:r>
+    </w:p>
+    <w:p>
+      <w:r>
+        <w:t xml:space="preserve">Desde el punto de vista técnico, el interés del trabajo se encuentra en la construcción de un flujo completo de análisis. El sistema no se limita a devolver una respuesta predefinida, sino que genera código, lo ejecuta y utiliza la salida para construir una interpretación final. Esta aproximación permite estudiar de forma práctica algunos de los retos asociados a los sistemas </w:t>
+      </w:r>
+      <w:proofErr w:type="spellStart"/>
+      <w:r>
+        <w:t>agénticos</w:t>
+      </w:r>
+      <w:proofErr w:type="spellEnd"/>
+      <w:r>
+        <w:t xml:space="preserve"> aplicados a análisis de datos: coordinación entre etapas, validación de entradas, control de errores, trazabilidad de la ejecución y separación de responsabilidades.</w:t>
+      </w:r>
+    </w:p>
+    <w:p>
+      <w:r>
+        <w:rPr>
+          <w:b/>
+          <w:bCs/>
+        </w:rPr>
+        <w:t>[Revisar al final del TFM]</w:t>
+      </w:r>
+      <w:r>
+        <w:br/>
+        <w:t xml:space="preserve">Cuando esté implementada la parte LLM, aquí convendrá añadir una motivación más concreta sobre por qué se eligió integrar el modelo en una etapa determinada: interpretación, planificación o generación de código. Si finalmente no se integra por limitaciones de tiempo, se puede mantener como trabajo futuro y reforzar la motivación del </w:t>
+      </w:r>
+      <w:proofErr w:type="spellStart"/>
+      <w:r>
+        <w:t>baseline</w:t>
+      </w:r>
+      <w:proofErr w:type="spellEnd"/>
+      <w:r>
+        <w:t xml:space="preserve"> determinista.</w:t>
+      </w:r>
+    </w:p>
+    <w:p>
+      <w:pPr>
+        <w:rPr>
+          <w:rStyle w:val="normaltextrun"/>
+        </w:rPr>
+      </w:pPr>
     </w:p>
     <w:p>
       <w:pPr>
@@ -7710,7 +7333,6 @@
         </w:tabs>
         <w:spacing w:line="252" w:lineRule="auto"/>
         <w:ind w:right="150"/>
-        <w:jc w:val="both"/>
         <w:rPr>
           <w:sz w:val="24"/>
         </w:rPr>
@@ -7992,23 +7614,13 @@
         </w:rPr>
         <w:t xml:space="preserve">., McGraw-Hill, Open Univ. </w:t>
       </w:r>
-      <w:proofErr w:type="spellStart"/>
       <w:r>
         <w:rPr>
           <w:spacing w:val="-2"/>
           <w:w w:val="105"/>
           <w:sz w:val="24"/>
         </w:rPr>
-        <w:t>Press</w:t>
-      </w:r>
-      <w:proofErr w:type="spellEnd"/>
-      <w:r>
-        <w:rPr>
-          <w:spacing w:val="-2"/>
-          <w:w w:val="105"/>
-          <w:sz w:val="24"/>
-        </w:rPr>
-        <w:t>.</w:t>
+        <w:t>Press.</w:t>
       </w:r>
     </w:p>
     <w:p>
@@ -8024,7 +7636,6 @@
         </w:tabs>
         <w:spacing w:before="142" w:line="252" w:lineRule="auto"/>
         <w:ind w:right="109"/>
-        <w:jc w:val="both"/>
         <w:rPr>
           <w:rFonts w:ascii="Courier New" w:hAnsi="Courier New"/>
           <w:sz w:val="24"/>
@@ -8546,7 +8157,6 @@
         </w:tabs>
         <w:spacing w:line="244" w:lineRule="auto"/>
         <w:ind w:right="151"/>
-        <w:jc w:val="both"/>
         <w:rPr>
           <w:sz w:val="24"/>
           <w:lang w:val="en-US"/>
@@ -8964,7 +8574,6 @@
         </w:tabs>
         <w:spacing w:before="134" w:line="252" w:lineRule="auto"/>
         <w:ind w:right="196"/>
-        <w:jc w:val="both"/>
         <w:rPr>
           <w:sz w:val="24"/>
         </w:rPr>
@@ -9220,7 +8829,7 @@
               <v:stroke joinstyle="miter"/>
               <v:path gradientshapeok="t" o:connecttype="rect"/>
             </v:shapetype>
-            <v:shape id="Textbox 8" o:spid="_x0000_s1030" type="#_x0000_t202" style="position:absolute;margin-left:298.3pt;margin-top:736.55pt;width:16.45pt;height:18.85pt;z-index:-16102912;visibility:visible;mso-wrap-style:square;mso-wrap-distance-left:0;mso-wrap-distance-top:0;mso-wrap-distance-right:0;mso-wrap-distance-bottom:0;mso-position-horizontal:absolute;mso-position-horizontal-relative:page;mso-position-vertical:absolute;mso-position-vertical-relative:page;v-text-anchor:top" o:gfxdata="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" filled="f" stroked="f">
+            <v:shape id="Textbox 8" o:spid="_x0000_s1030" type="#_x0000_t202" style="position:absolute;margin-left:298.3pt;margin-top:736.55pt;width:16.45pt;height:18.85pt;z-index:-16102912;visibility:visible;mso-wrap-style:square;mso-wrap-distance-left:0;mso-wrap-distance-top:0;mso-wrap-distance-right:0;mso-wrap-distance-bottom:0;mso-position-horizontal:absolute;mso-position-horizontal-relative:page;mso-position-vertical:absolute;mso-position-vertical-relative:page;v-text-anchor:top" o:gfxdata="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" filled="f" stroked="f">
               <v:textbox inset="0,0,0,0">
                 <w:txbxContent>
                   <w:p>
@@ -9367,7 +8976,7 @@
               <v:stroke joinstyle="miter"/>
               <v:path gradientshapeok="t" o:connecttype="rect"/>
             </v:shapetype>
-            <v:shape id="Textbox 10" o:spid="_x0000_s1031" type="#_x0000_t202" style="position:absolute;margin-left:298.65pt;margin-top:736.55pt;width:14.7pt;height:18.85pt;z-index:-16101888;visibility:visible;mso-wrap-style:square;mso-wrap-distance-left:0;mso-wrap-distance-top:0;mso-wrap-distance-right:0;mso-wrap-distance-bottom:0;mso-position-horizontal:absolute;mso-position-horizontal-relative:page;mso-position-vertical:absolute;mso-position-vertical-relative:page;v-text-anchor:top" o:gfxdata="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" filled="f" stroked="f">
+            <v:shape id="Textbox 10" o:spid="_x0000_s1031" type="#_x0000_t202" style="position:absolute;margin-left:298.65pt;margin-top:736.55pt;width:14.7pt;height:18.85pt;z-index:-16101888;visibility:visible;mso-wrap-style:square;mso-wrap-distance-left:0;mso-wrap-distance-top:0;mso-wrap-distance-right:0;mso-wrap-distance-bottom:0;mso-position-horizontal:absolute;mso-position-horizontal-relative:page;mso-position-vertical:absolute;mso-position-vertical-relative:page;v-text-anchor:top" o:gfxdata="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" filled="f" stroked="f">
               <v:textbox inset="0,0,0,0">
                 <w:txbxContent>
                   <w:p>
@@ -9500,7 +9109,7 @@
               <v:stroke joinstyle="miter"/>
               <v:path gradientshapeok="t" o:connecttype="rect"/>
             </v:shapetype>
-            <v:shape id="Textbox 9" o:spid="_x0000_s1032" type="#_x0000_t202" style="position:absolute;margin-left:298.3pt;margin-top:736.55pt;width:16.45pt;height:18.85pt;z-index:-16102400;visibility:visible;mso-wrap-style:square;mso-wrap-distance-left:0;mso-wrap-distance-top:0;mso-wrap-distance-right:0;mso-wrap-distance-bottom:0;mso-position-horizontal:absolute;mso-position-horizontal-relative:page;mso-position-vertical:absolute;mso-position-vertical-relative:page;v-text-anchor:top" o:gfxdata="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" filled="f" stroked="f">
+            <v:shape id="Textbox 9" o:spid="_x0000_s1032" type="#_x0000_t202" style="position:absolute;margin-left:298.3pt;margin-top:736.55pt;width:16.45pt;height:18.85pt;z-index:-16102400;visibility:visible;mso-wrap-style:square;mso-wrap-distance-left:0;mso-wrap-distance-top:0;mso-wrap-distance-right:0;mso-wrap-distance-bottom:0;mso-position-horizontal:absolute;mso-position-horizontal-relative:page;mso-position-vertical:absolute;mso-position-vertical-relative:page;v-text-anchor:top" o:gfxdata="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" filled="f" stroked="f">
               <v:textbox inset="0,0,0,0">
                 <w:txbxContent>
                   <w:p>
@@ -9655,7 +9264,7 @@
               <v:stroke joinstyle="miter"/>
               <v:path gradientshapeok="t" o:connecttype="rect"/>
             </v:shapetype>
-            <v:shape id="Textbox 12" o:spid="_x0000_s1033" type="#_x0000_t202" style="position:absolute;margin-left:299.95pt;margin-top:736.55pt;width:12.9pt;height:18.85pt;z-index:-16100864;visibility:visible;mso-wrap-style:square;mso-wrap-distance-left:0;mso-wrap-distance-top:0;mso-wrap-distance-right:0;mso-wrap-distance-bottom:0;mso-position-horizontal:absolute;mso-position-horizontal-relative:page;mso-position-vertical:absolute;mso-position-vertical-relative:page;v-text-anchor:top" o:gfxdata="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" filled="f" stroked="f">
+            <v:shape id="Textbox 12" o:spid="_x0000_s1033" type="#_x0000_t202" style="position:absolute;margin-left:299.95pt;margin-top:736.55pt;width:12.9pt;height:18.85pt;z-index:-16100864;visibility:visible;mso-wrap-style:square;mso-wrap-distance-left:0;mso-wrap-distance-top:0;mso-wrap-distance-right:0;mso-wrap-distance-bottom:0;mso-position-horizontal:absolute;mso-position-horizontal-relative:page;mso-position-vertical:absolute;mso-position-vertical-relative:page;v-text-anchor:top" o:gfxdata="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" filled="f" stroked="f">
               <v:textbox inset="0,0,0,0">
                 <w:txbxContent>
                   <w:p>
@@ -9810,7 +9419,7 @@
               <v:stroke joinstyle="miter"/>
               <v:path gradientshapeok="t" o:connecttype="rect"/>
             </v:shapetype>
-            <v:shape id="Textbox 11" o:spid="_x0000_s1034" type="#_x0000_t202" style="position:absolute;margin-left:297.15pt;margin-top:736.55pt;width:18.75pt;height:18.85pt;z-index:-16101376;visibility:visible;mso-wrap-style:square;mso-wrap-distance-left:0;mso-wrap-distance-top:0;mso-wrap-distance-right:0;mso-wrap-distance-bottom:0;mso-position-horizontal:absolute;mso-position-horizontal-relative:page;mso-position-vertical:absolute;mso-position-vertical-relative:page;v-text-anchor:top" o:gfxdata="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" filled="f" stroked="f">
+            <v:shape id="Textbox 11" o:spid="_x0000_s1034" type="#_x0000_t202" style="position:absolute;margin-left:297.15pt;margin-top:736.55pt;width:18.75pt;height:18.85pt;z-index:-16101376;visibility:visible;mso-wrap-style:square;mso-wrap-distance-left:0;mso-wrap-distance-top:0;mso-wrap-distance-right:0;mso-wrap-distance-bottom:0;mso-position-horizontal:absolute;mso-position-horizontal-relative:page;mso-position-vertical:absolute;mso-position-vertical-relative:page;v-text-anchor:top" o:gfxdata="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" filled="f" stroked="f">
               <v:textbox inset="0,0,0,0">
                 <w:txbxContent>
                   <w:p>
@@ -9965,7 +9574,7 @@
               <v:stroke joinstyle="miter"/>
               <v:path gradientshapeok="t" o:connecttype="rect"/>
             </v:shapetype>
-            <v:shape id="Textbox 24" o:spid="_x0000_s1035" type="#_x0000_t202" style="position:absolute;margin-left:297.15pt;margin-top:736.55pt;width:18.75pt;height:18.85pt;z-index:-16099328;visibility:visible;mso-wrap-style:square;mso-wrap-distance-left:0;mso-wrap-distance-top:0;mso-wrap-distance-right:0;mso-wrap-distance-bottom:0;mso-position-horizontal:absolute;mso-position-horizontal-relative:page;mso-position-vertical:absolute;mso-position-vertical-relative:page;v-text-anchor:top" o:gfxdata="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" filled="f" stroked="f">
+            <v:shape id="Textbox 24" o:spid="_x0000_s1035" type="#_x0000_t202" style="position:absolute;margin-left:297.15pt;margin-top:736.55pt;width:18.75pt;height:18.85pt;z-index:-16099328;visibility:visible;mso-wrap-style:square;mso-wrap-distance-left:0;mso-wrap-distance-top:0;mso-wrap-distance-right:0;mso-wrap-distance-bottom:0;mso-position-horizontal:absolute;mso-position-horizontal-relative:page;mso-position-vertical:absolute;mso-position-vertical-relative:page;v-text-anchor:top" o:gfxdata="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" filled="f" stroked="f">
               <v:textbox inset="0,0,0,0">
                 <w:txbxContent>
                   <w:p>
@@ -10134,7 +9743,7 @@
               <v:stroke joinstyle="miter"/>
               <v:path gradientshapeok="t" o:connecttype="rect"/>
             </v:shapetype>
-            <v:shape id="Textbox 25" o:spid="_x0000_s1036" type="#_x0000_t202" style="position:absolute;margin-left:297.15pt;margin-top:736.55pt;width:18.75pt;height:18.85pt;z-index:-16098816;visibility:visible;mso-wrap-style:square;mso-wrap-distance-left:0;mso-wrap-distance-top:0;mso-wrap-distance-right:0;mso-wrap-distance-bottom:0;mso-position-horizontal:absolute;mso-position-horizontal-relative:page;mso-position-vertical:absolute;mso-position-vertical-relative:page;v-text-anchor:top" o:gfxdata="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" filled="f" stroked="f">
+            <v:shape id="Textbox 25" o:spid="_x0000_s1036" type="#_x0000_t202" style="position:absolute;margin-left:297.15pt;margin-top:736.55pt;width:18.75pt;height:18.85pt;z-index:-16098816;visibility:visible;mso-wrap-style:square;mso-wrap-distance-left:0;mso-wrap-distance-top:0;mso-wrap-distance-right:0;mso-wrap-distance-bottom:0;mso-position-horizontal:absolute;mso-position-horizontal-relative:page;mso-position-vertical:absolute;mso-position-vertical-relative:page;v-text-anchor:top" o:gfxdata="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" filled="f" stroked="f">
               <v:textbox inset="0,0,0,0">
                 <w:txbxContent>
                   <w:p>
@@ -10303,7 +9912,7 @@
               <v:stroke joinstyle="miter"/>
               <v:path gradientshapeok="t" o:connecttype="rect"/>
             </v:shapetype>
-            <v:shape id="Textbox 4" o:spid="_x0000_s1026" type="#_x0000_t202" style="position:absolute;margin-left:296.65pt;margin-top:736.55pt;width:19.7pt;height:18.85pt;z-index:-16104960;visibility:visible;mso-wrap-style:square;mso-wrap-distance-left:0;mso-wrap-distance-top:0;mso-wrap-distance-right:0;mso-wrap-distance-bottom:0;mso-position-horizontal:absolute;mso-position-horizontal-relative:page;mso-position-vertical:absolute;mso-position-vertical-relative:page;v-text-anchor:top" o:gfxdata="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" filled="f" stroked="f">
+            <v:shape id="Textbox 4" o:spid="_x0000_s1026" type="#_x0000_t202" style="position:absolute;margin-left:296.65pt;margin-top:736.55pt;width:19.7pt;height:18.85pt;z-index:-16104960;visibility:visible;mso-wrap-style:square;mso-wrap-distance-left:0;mso-wrap-distance-top:0;mso-wrap-distance-right:0;mso-wrap-distance-bottom:0;mso-position-horizontal:absolute;mso-position-horizontal-relative:page;mso-position-vertical:absolute;mso-position-vertical-relative:page;v-text-anchor:top" o:gfxdata="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" filled="f" stroked="f">
               <v:textbox inset="0,0,0,0">
                 <w:txbxContent>
                   <w:p>
@@ -10458,7 +10067,7 @@
               <v:stroke joinstyle="miter"/>
               <v:path gradientshapeok="t" o:connecttype="rect"/>
             </v:shapetype>
-            <v:shape id="Textbox 26" o:spid="_x0000_s1037" type="#_x0000_t202" style="position:absolute;margin-left:297.15pt;margin-top:736.55pt;width:18.75pt;height:18.85pt;z-index:-16098304;visibility:visible;mso-wrap-style:square;mso-wrap-distance-left:0;mso-wrap-distance-top:0;mso-wrap-distance-right:0;mso-wrap-distance-bottom:0;mso-position-horizontal:absolute;mso-position-horizontal-relative:page;mso-position-vertical:absolute;mso-position-vertical-relative:page;v-text-anchor:top" o:gfxdata="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" filled="f" stroked="f">
+            <v:shape id="Textbox 26" o:spid="_x0000_s1037" type="#_x0000_t202" style="position:absolute;margin-left:297.15pt;margin-top:736.55pt;width:18.75pt;height:18.85pt;z-index:-16098304;visibility:visible;mso-wrap-style:square;mso-wrap-distance-left:0;mso-wrap-distance-top:0;mso-wrap-distance-right:0;mso-wrap-distance-bottom:0;mso-position-horizontal:absolute;mso-position-horizontal-relative:page;mso-position-vertical:absolute;mso-position-vertical-relative:page;v-text-anchor:top" o:gfxdata="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" filled="f" stroked="f">
               <v:textbox inset="0,0,0,0">
                 <w:txbxContent>
                   <w:p>
@@ -10627,7 +10236,7 @@
               <v:stroke joinstyle="miter"/>
               <v:path gradientshapeok="t" o:connecttype="rect"/>
             </v:shapetype>
-            <v:shape id="Textbox 5" o:spid="_x0000_s1027" type="#_x0000_t202" style="position:absolute;margin-left:298.1pt;margin-top:736.55pt;width:16.8pt;height:18.85pt;z-index:-16104448;visibility:visible;mso-wrap-style:square;mso-wrap-distance-left:0;mso-wrap-distance-top:0;mso-wrap-distance-right:0;mso-wrap-distance-bottom:0;mso-position-horizontal:absolute;mso-position-horizontal-relative:page;mso-position-vertical:absolute;mso-position-vertical-relative:page;v-text-anchor:top" o:gfxdata="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" filled="f" stroked="f">
+            <v:shape id="Textbox 5" o:spid="_x0000_s1027" type="#_x0000_t202" style="position:absolute;margin-left:298.1pt;margin-top:736.55pt;width:16.8pt;height:18.85pt;z-index:-16104448;visibility:visible;mso-wrap-style:square;mso-wrap-distance-left:0;mso-wrap-distance-top:0;mso-wrap-distance-right:0;mso-wrap-distance-bottom:0;mso-position-horizontal:absolute;mso-position-horizontal-relative:page;mso-position-vertical:absolute;mso-position-vertical-relative:page;v-text-anchor:top" o:gfxdata="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" filled="f" stroked="f">
               <v:textbox inset="0,0,0,0">
                 <w:txbxContent>
                   <w:p>
@@ -10801,7 +10410,7 @@
               <v:stroke joinstyle="miter"/>
               <v:path gradientshapeok="t" o:connecttype="rect"/>
             </v:shapetype>
-            <v:shape id="Textbox 6" o:spid="_x0000_s1028" type="#_x0000_t202" style="position:absolute;margin-left:299.9pt;margin-top:736.55pt;width:13.2pt;height:18.85pt;z-index:-16103936;visibility:visible;mso-wrap-style:square;mso-wrap-distance-left:0;mso-wrap-distance-top:0;mso-wrap-distance-right:0;mso-wrap-distance-bottom:0;mso-position-horizontal:absolute;mso-position-horizontal-relative:page;mso-position-vertical:absolute;mso-position-vertical-relative:page;v-text-anchor:top" o:gfxdata="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" filled="f" stroked="f">
+            <v:shape id="Textbox 6" o:spid="_x0000_s1028" type="#_x0000_t202" style="position:absolute;margin-left:299.9pt;margin-top:736.55pt;width:13.2pt;height:18.85pt;z-index:-16103936;visibility:visible;mso-wrap-style:square;mso-wrap-distance-left:0;mso-wrap-distance-top:0;mso-wrap-distance-right:0;mso-wrap-distance-bottom:0;mso-position-horizontal:absolute;mso-position-horizontal-relative:page;mso-position-vertical:absolute;mso-position-vertical-relative:page;v-text-anchor:top" o:gfxdata="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" filled="f" stroked="f">
               <v:textbox inset="0,0,0,0">
                 <w:txbxContent>
                   <w:p>
@@ -10975,7 +10584,7 @@
               <v:stroke joinstyle="miter"/>
               <v:path gradientshapeok="t" o:connecttype="rect"/>
             </v:shapetype>
-            <v:shape id="Textbox 7" o:spid="_x0000_s1029" type="#_x0000_t202" style="position:absolute;margin-left:296.65pt;margin-top:736.55pt;width:19.7pt;height:18.85pt;z-index:-16103424;visibility:visible;mso-wrap-style:square;mso-wrap-distance-left:0;mso-wrap-distance-top:0;mso-wrap-distance-right:0;mso-wrap-distance-bottom:0;mso-position-horizontal:absolute;mso-position-horizontal-relative:page;mso-position-vertical:absolute;mso-position-vertical-relative:page;v-text-anchor:top" o:gfxdata="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" filled="f" stroked="f">
+            <v:shape id="Textbox 7" o:spid="_x0000_s1029" type="#_x0000_t202" style="position:absolute;margin-left:296.65pt;margin-top:736.55pt;width:19.7pt;height:18.85pt;z-index:-16103424;visibility:visible;mso-wrap-style:square;mso-wrap-distance-left:0;mso-wrap-distance-top:0;mso-wrap-distance-right:0;mso-wrap-distance-bottom:0;mso-position-horizontal:absolute;mso-position-horizontal-relative:page;mso-position-vertical:absolute;mso-position-vertical-relative:page;v-text-anchor:top" o:gfxdata="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" filled="f" stroked="f">
               <v:textbox inset="0,0,0,0">
                 <w:txbxContent>
                   <w:p>
@@ -11072,8 +10681,7 @@
       <w:lvlText w:val="%1"/>
       <w:lvlJc w:val="left"/>
       <w:pPr>
-        <w:ind w:left="401" w:hanging="352"/>
-        <w:jc w:val="left"/>
+        <w:ind w:left="11599" w:hanging="352"/>
       </w:pPr>
       <w:rPr>
         <w:rFonts w:ascii="Times New Roman" w:eastAsia="Times New Roman" w:hAnsi="Times New Roman" w:cs="Times New Roman" w:hint="default"/>
@@ -11094,8 +10702,7 @@
       <w:lvlText w:val="%1.%2"/>
       <w:lvlJc w:val="left"/>
       <w:pPr>
-        <w:ind w:left="931" w:hanging="531"/>
-        <w:jc w:val="left"/>
+        <w:ind w:left="12129" w:hanging="531"/>
       </w:pPr>
       <w:rPr>
         <w:rFonts w:ascii="Times New Roman" w:eastAsia="Times New Roman" w:hAnsi="Times New Roman" w:cs="Times New Roman" w:hint="default"/>
@@ -11115,7 +10722,7 @@
       <w:lvlText w:val="•"/>
       <w:lvlJc w:val="left"/>
       <w:pPr>
-        <w:ind w:left="1837" w:hanging="531"/>
+        <w:ind w:left="13035" w:hanging="531"/>
       </w:pPr>
       <w:rPr>
         <w:rFonts w:hint="default"/>
@@ -11127,7 +10734,7 @@
       <w:lvlText w:val="•"/>
       <w:lvlJc w:val="left"/>
       <w:pPr>
-        <w:ind w:left="2735" w:hanging="531"/>
+        <w:ind w:left="13933" w:hanging="531"/>
       </w:pPr>
       <w:rPr>
         <w:rFonts w:hint="default"/>
@@ -11139,7 +10746,7 @@
       <w:lvlText w:val="•"/>
       <w:lvlJc w:val="left"/>
       <w:pPr>
-        <w:ind w:left="3633" w:hanging="531"/>
+        <w:ind w:left="14831" w:hanging="531"/>
       </w:pPr>
       <w:rPr>
         <w:rFonts w:hint="default"/>
@@ -11151,7 +10758,7 @@
       <w:lvlText w:val="•"/>
       <w:lvlJc w:val="left"/>
       <w:pPr>
-        <w:ind w:left="4530" w:hanging="531"/>
+        <w:ind w:left="15728" w:hanging="531"/>
       </w:pPr>
       <w:rPr>
         <w:rFonts w:hint="default"/>
@@ -11163,7 +10770,7 @@
       <w:lvlText w:val="•"/>
       <w:lvlJc w:val="left"/>
       <w:pPr>
-        <w:ind w:left="5428" w:hanging="531"/>
+        <w:ind w:left="16626" w:hanging="531"/>
       </w:pPr>
       <w:rPr>
         <w:rFonts w:hint="default"/>
@@ -11175,7 +10782,7 @@
       <w:lvlText w:val="•"/>
       <w:lvlJc w:val="left"/>
       <w:pPr>
-        <w:ind w:left="6326" w:hanging="531"/>
+        <w:ind w:left="17524" w:hanging="531"/>
       </w:pPr>
       <w:rPr>
         <w:rFonts w:hint="default"/>
@@ -11187,7 +10794,7 @@
       <w:lvlText w:val="•"/>
       <w:lvlJc w:val="left"/>
       <w:pPr>
-        <w:ind w:left="7223" w:hanging="531"/>
+        <w:ind w:left="18421" w:hanging="531"/>
       </w:pPr>
       <w:rPr>
         <w:rFonts w:hint="default"/>
@@ -11319,7 +10926,6 @@
       <w:lvlJc w:val="left"/>
       <w:pPr>
         <w:ind w:left="1059" w:hanging="883"/>
-        <w:jc w:val="left"/>
       </w:pPr>
       <w:rPr>
         <w:rFonts w:hint="default"/>
@@ -11333,7 +10939,6 @@
       <w:lvlJc w:val="left"/>
       <w:pPr>
         <w:ind w:left="1059" w:hanging="883"/>
-        <w:jc w:val="left"/>
       </w:pPr>
       <w:rPr>
         <w:rFonts w:ascii="Times New Roman" w:eastAsia="Times New Roman" w:hAnsi="Times New Roman" w:cs="Times New Roman" w:hint="default"/>
@@ -11678,7 +11283,6 @@
       <w:lvlJc w:val="left"/>
       <w:pPr>
         <w:ind w:left="401" w:hanging="352"/>
-        <w:jc w:val="left"/>
       </w:pPr>
       <w:rPr>
         <w:rFonts w:ascii="Times New Roman" w:eastAsia="Times New Roman" w:hAnsi="Times New Roman" w:cs="Times New Roman" w:hint="default"/>
@@ -11700,7 +11304,6 @@
       <w:lvlJc w:val="left"/>
       <w:pPr>
         <w:ind w:left="931" w:hanging="531"/>
-        <w:jc w:val="left"/>
       </w:pPr>
       <w:rPr>
         <w:rFonts w:ascii="Times New Roman" w:eastAsia="Times New Roman" w:hAnsi="Times New Roman" w:cs="Times New Roman" w:hint="default"/>
@@ -12239,7 +11842,6 @@
       <w:lvlJc w:val="left"/>
       <w:pPr>
         <w:ind w:left="1059" w:hanging="883"/>
-        <w:jc w:val="left"/>
       </w:pPr>
       <w:rPr>
         <w:rFonts w:hint="default"/>
@@ -12253,7 +11855,6 @@
       <w:lvlJc w:val="left"/>
       <w:pPr>
         <w:ind w:left="1059" w:hanging="883"/>
-        <w:jc w:val="left"/>
       </w:pPr>
       <w:rPr>
         <w:rFonts w:ascii="Times New Roman" w:eastAsia="Times New Roman" w:hAnsi="Times New Roman" w:cs="Times New Roman" w:hint="default"/>
@@ -12275,7 +11876,6 @@
       <w:lvlJc w:val="left"/>
       <w:pPr>
         <w:ind w:left="1163" w:hanging="987"/>
-        <w:jc w:val="left"/>
       </w:pPr>
       <w:rPr>
         <w:rFonts w:ascii="Times New Roman" w:eastAsia="Times New Roman" w:hAnsi="Times New Roman" w:cs="Times New Roman" w:hint="default"/>
@@ -13347,7 +12947,6 @@
       <w:lvlJc w:val="left"/>
       <w:pPr>
         <w:ind w:left="541" w:hanging="365"/>
-        <w:jc w:val="left"/>
       </w:pPr>
       <w:rPr>
         <w:rFonts w:ascii="Times New Roman" w:eastAsia="Times New Roman" w:hAnsi="Times New Roman" w:cs="Times New Roman" w:hint="default"/>
@@ -14124,7 +13723,6 @@
       <w:lvlJc w:val="left"/>
       <w:pPr>
         <w:ind w:left="1059" w:hanging="883"/>
-        <w:jc w:val="left"/>
       </w:pPr>
       <w:rPr>
         <w:rFonts w:hint="default"/>
@@ -14138,7 +13736,6 @@
       <w:lvlJc w:val="left"/>
       <w:pPr>
         <w:ind w:left="1059" w:hanging="883"/>
-        <w:jc w:val="left"/>
       </w:pPr>
       <w:rPr>
         <w:rFonts w:ascii="Times New Roman" w:eastAsia="Times New Roman" w:hAnsi="Times New Roman" w:cs="Times New Roman" w:hint="default"/>
@@ -14160,7 +13757,6 @@
       <w:lvlJc w:val="left"/>
       <w:pPr>
         <w:ind w:left="1163" w:hanging="987"/>
-        <w:jc w:val="left"/>
       </w:pPr>
       <w:rPr>
         <w:rFonts w:ascii="Times New Roman" w:eastAsia="Times New Roman" w:hAnsi="Times New Roman" w:cs="Times New Roman" w:hint="default"/>
@@ -14259,7 +13855,6 @@
       <w:lvlJc w:val="left"/>
       <w:pPr>
         <w:ind w:left="401" w:hanging="352"/>
-        <w:jc w:val="left"/>
       </w:pPr>
       <w:rPr>
         <w:rFonts w:ascii="Times New Roman" w:eastAsia="Times New Roman" w:hAnsi="Times New Roman" w:cs="Times New Roman" w:hint="default"/>
@@ -14281,7 +13876,6 @@
       <w:lvlJc w:val="left"/>
       <w:pPr>
         <w:ind w:left="931" w:hanging="531"/>
-        <w:jc w:val="left"/>
       </w:pPr>
       <w:rPr>
         <w:rFonts w:ascii="Times New Roman" w:eastAsia="Times New Roman" w:hAnsi="Times New Roman" w:cs="Times New Roman" w:hint="default"/>
@@ -14505,7 +14099,6 @@
       <w:lvlJc w:val="left"/>
       <w:pPr>
         <w:ind w:left="1059" w:hanging="883"/>
-        <w:jc w:val="left"/>
       </w:pPr>
       <w:rPr>
         <w:rFonts w:hint="default"/>
@@ -14519,7 +14112,6 @@
       <w:lvlJc w:val="left"/>
       <w:pPr>
         <w:ind w:left="1059" w:hanging="883"/>
-        <w:jc w:val="left"/>
       </w:pPr>
       <w:rPr>
         <w:rFonts w:ascii="Times New Roman" w:eastAsia="Times New Roman" w:hAnsi="Times New Roman" w:cs="Times New Roman" w:hint="default"/>
@@ -14541,7 +14133,6 @@
       <w:lvlJc w:val="left"/>
       <w:pPr>
         <w:ind w:left="1163" w:hanging="987"/>
-        <w:jc w:val="left"/>
       </w:pPr>
       <w:rPr>
         <w:rFonts w:ascii="Times New Roman" w:eastAsia="Times New Roman" w:hAnsi="Times New Roman" w:cs="Times New Roman" w:hint="default"/>
@@ -15704,6 +15295,48 @@
       <w:szCs w:val="20"/>
     </w:rPr>
   </w:style>
+  <w:style w:type="paragraph" w:customStyle="1" w:styleId="text-size-chat">
+    <w:name w:val="text-size-chat"/>
+    <w:basedOn w:val="Normal"/>
+    <w:rsid w:val="009A5E66"/>
+    <w:pPr>
+      <w:widowControl/>
+      <w:autoSpaceDE/>
+      <w:autoSpaceDN/>
+      <w:spacing w:before="100" w:beforeAutospacing="1" w:after="100" w:afterAutospacing="1"/>
+    </w:pPr>
+    <w:rPr>
+      <w:sz w:val="24"/>
+      <w:szCs w:val="24"/>
+      <w:lang w:eastAsia="es-ES"/>
+    </w:rPr>
+  </w:style>
+  <w:style w:type="character" w:customStyle="1" w:styleId="fadeintcy7y59">
+    <w:name w:val="_fadein_tcy7y_59"/>
+    <w:basedOn w:val="Fuentedeprrafopredeter"/>
+    <w:rsid w:val="009A5E66"/>
+  </w:style>
+  <w:style w:type="character" w:styleId="Fuerte">
+    <w:name w:val="Strong"/>
+    <w:basedOn w:val="Fuentedeprrafopredeter"/>
+    <w:uiPriority w:val="22"/>
+    <w:qFormat/>
+    <w:rsid w:val="009A5E66"/>
+    <w:rPr>
+      <w:b/>
+      <w:bCs/>
+    </w:rPr>
+  </w:style>
+  <w:style w:type="paragraph" w:styleId="Sinespaciado">
+    <w:name w:val="No Spacing"/>
+    <w:uiPriority w:val="1"/>
+    <w:qFormat/>
+    <w:rsid w:val="003B6374"/>
+    <w:rPr>
+      <w:rFonts w:ascii="Times New Roman" w:eastAsia="Times New Roman" w:hAnsi="Times New Roman" w:cs="Times New Roman"/>
+      <w:lang w:val="es-ES"/>
+    </w:rPr>
+  </w:style>
 </w:styles>
 </file>
 
